--- a/tillsyn/A 5114-2025 tillsynsbegäran.docx
+++ b/tillsyn/A 5114-2025 tillsynsbegäran.docx
@@ -537,7 +537,7 @@
     <w:r>
       <w:tab/>
       <w:tab/>
-      <w:t>2025-02-04</w:t>
+      <w:t>2025-02-05</w:t>
       <w:br/>
       <w:br/>
     </w:r>

--- a/tillsyn/A 5114-2025 tillsynsbegäran.docx
+++ b/tillsyn/A 5114-2025 tillsynsbegäran.docx
@@ -537,7 +537,7 @@
     <w:r>
       <w:tab/>
       <w:tab/>
-      <w:t>2025-02-05</w:t>
+      <w:t>2025-02-06</w:t>
       <w:br/>
       <w:br/>
     </w:r>

--- a/tillsyn/A 5114-2025 tillsynsbegäran.docx
+++ b/tillsyn/A 5114-2025 tillsynsbegäran.docx
@@ -537,7 +537,7 @@
     <w:r>
       <w:tab/>
       <w:tab/>
-      <w:t>2025-02-06</w:t>
+      <w:t>2025-02-07</w:t>
       <w:br/>
       <w:br/>
     </w:r>

--- a/tillsyn/A 5114-2025 tillsynsbegäran.docx
+++ b/tillsyn/A 5114-2025 tillsynsbegäran.docx
@@ -537,7 +537,7 @@
     <w:r>
       <w:tab/>
       <w:tab/>
-      <w:t>2025-02-07</w:t>
+      <w:t>2025-02-08</w:t>
       <w:br/>
       <w:br/>
     </w:r>

--- a/tillsyn/A 5114-2025 tillsynsbegäran.docx
+++ b/tillsyn/A 5114-2025 tillsynsbegäran.docx
@@ -35,7 +35,7 @@
     </w:p>
     <w:p>
       <w:r>
-        <w:t>I avverkningsanmälan har följande 1 naturvårdsarter hittats: spillkråka (NT, §4). Av dessa är 1 rödlistade. För rödlistade arter har rödlistekategorin angivits inom parentes. För fridlysta arter anges även paragrafen i Artskyddsförordningen som arten är fridlyst enligt.</w:t>
+        <w:t>I avverkningsanmälan har följande 2 naturvårdsarter hittats: spillkråka (NT, §4) och talltita (NT, §4). Av dessa är 2 rödlistade. För rödlistade arter har rödlistekategorin angivits inom parentes. För fridlysta arter anges även paragrafen i Artskyddsförordningen som arten är fridlyst enligt.</w:t>
       </w:r>
     </w:p>
     <w:p>
@@ -100,7 +100,7 @@
     </w:p>
     <w:p>
       <w:r>
-        <w:t>Följande fridlysta arter har sina livsmiljöer och växtplatser i den avverkningsanmälda skogen: spillkråka (NT, §4).</w:t>
+        <w:t>Följande fridlysta arter har sina livsmiljöer och växtplatser i den avverkningsanmälda skogen: spillkråka (NT, §4) och talltita (NT, §4).</w:t>
       </w:r>
     </w:p>
     <w:p>
@@ -194,6 +194,17 @@
       </w:r>
       <w:r>
         <w:t xml:space="preserve"> är rödlistad som nära hotad och ingår i bilaga 1 i EU:s fågeldirektiv. Den minskar i population på grund av minskad tillgång på lämpliga bo- och födoträd och minskad födotillgång. Spillkråkans minskningstakt har uppgått till 19 (24–10) % under de senaste 15 åren. Minskningstakten för den svenska populationen bedöms vara nära gränsvärdet för Sårbar (VU) (A2bc). Skogsbruk med korta omloppstider och täta, homogena ungskogar utgör det största hotet, (SLU Artdatabanken, 2023).</w:t>
+      </w:r>
+    </w:p>
+    <w:p>
+      <w:r>
+        <w:rPr>
+          <w:b/>
+        </w:rPr>
+        <w:t>Talltita (NT, §4)</w:t>
+      </w:r>
+      <w:r>
+        <w:t>, rödlistad som nära hotad och prioriterad art i Skogsvårdslagen har häckningsrevir i anmälan. Arten har minskat kraftigt de senaste 30 åren och minskningstakten innevarande 10-årsperiod beräknas till 20 (10–30) %. Talltitan är synnerligen trogen sitt cirka 15 hektar stora revir och är beroende av flerskiktade olikåldriga skogar för att kunna föda upp sina ungar. Talltitan försvinner om dess livsmiljö kalavverkas (Eggers &amp; Low (2014); Ekman (1979); Griesser et al (2007); Klein (2020); Siffczyk et al (2003); SLU Artdatabanken (2021).</w:t>
       </w:r>
     </w:p>
     <w:p>
@@ -409,6 +420,126 @@
         <w:t>SLU Artdatabanken, Uppsala</w:t>
       </w:r>
     </w:p>
+    <w:p>
+      <w:pPr>
+        <w:pStyle w:val="Heading1"/>
+      </w:pPr>
+      <w:r>
+        <w:t>Talltita – ekologi samt krav på livsmiljön</w:t>
+      </w:r>
+    </w:p>
+    <w:p>
+      <w:r>
+        <w:t xml:space="preserve">Talltita är rödlistad som NT, fridlyst och prioriterad art i Skogsvårdslagen. Den omfattas av EU:s fågeldirektiv. Arten har minskat kraftigt de senaste 30 åren och minskningstakten innevarande 10-årsperiod beräknas till 20 (10–30) % (SLU Artdatabanken, 2022). </w:t>
+      </w:r>
+    </w:p>
+    <w:p>
+      <w:r>
+        <w:t>Talltita föredrar större sammanhängande barrskogar, och finns såväl i tallskog som granskog och i lövblandad barrskog. Skogens struktur är viktig och ska helst vara flerskiktad med riklig underväxt av mindre granar, björk och andra lövträd och buskar. Tillgång på murknande högstubbar är särskilt viktig, eftersom talltitan helst själv hackar ut sitt bohål (SLU Artdatabanken, 2022).</w:t>
+      </w:r>
+    </w:p>
+    <w:p>
+      <w:r>
+        <w:t>Det finns flera studier som visar att talltita är känslig för gallring och inte överlever när dess livsmiljö kalavverkas (Eggers and Low, 2014; Griesser et al., 2007; Klein, 2020). Talltitans revir är förhållandevis stora, 10–20 hektar och arten missgynnas när skogen fragmenteras. Kalavverkning av större delar av reviret innebär att det överges (Artdatabanken, 2021).</w:t>
+      </w:r>
+    </w:p>
+    <w:p>
+      <w:r>
+        <w:t>Talltitan är synnerligen trogen sitt revir så länge paret lever och biotopen förblir intakt. Paret stannar i sitt revir året om. En förlust av ett revir har därför en stor inverkan på den lokala populationen och trakthyggesbruket anses vara orsak till den svenska populationens kraftiga minskning. Talltiteparets revirtrohet innebär att närhelst under året man observerar en adult talltita så ingår denna plats i reviret (Siffczyk et al., 2003; Ekman, 1979).</w:t>
+      </w:r>
+    </w:p>
+    <w:p>
+      <w:pPr>
+        <w:pStyle w:val="Heading2"/>
+      </w:pPr>
+      <w:r>
+        <w:t>Referenser – talltita</w:t>
+      </w:r>
+    </w:p>
+    <w:p>
+      <w:r>
+        <w:t xml:space="preserve">Eggers, S., Low, M., 2014. </w:t>
+      </w:r>
+      <w:r>
+        <w:rPr>
+          <w:i/>
+        </w:rPr>
+        <w:t xml:space="preserve">Differential demographic responses of sympatric Parids to vegetation management in boreal forest. </w:t>
+      </w:r>
+      <w:r>
+        <w:t xml:space="preserve">For. Ecol. Manage. 319, 169–175. </w:t>
+      </w:r>
+    </w:p>
+    <w:p>
+      <w:r>
+        <w:t xml:space="preserve">Ekman, J., 1979. </w:t>
+      </w:r>
+      <w:r>
+        <w:rPr>
+          <w:i/>
+        </w:rPr>
+        <w:t xml:space="preserve">Coherence, composition and territories of winter social groups of the Willow Tit Parus montanus and the Crested Tit P. cristatus. </w:t>
+      </w:r>
+      <w:r>
+        <w:t xml:space="preserve">Ornis Scandinavica, 10, pp 56–68 </w:t>
+      </w:r>
+    </w:p>
+    <w:p>
+      <w:r>
+        <w:t xml:space="preserve">Griesser, M., Nystrand, M., Eggers, S., Ekman, J., 2007. </w:t>
+      </w:r>
+      <w:r>
+        <w:rPr>
+          <w:i/>
+        </w:rPr>
+        <w:t xml:space="preserve">Impact of forestry practices on fitness correlates and population productivity in an open-nesting bird species. </w:t>
+      </w:r>
+      <w:r>
+        <w:t xml:space="preserve">Conserv. Biol. 21, 767–774. https://doi.org/10.1111/j.1523- 1739.2007.00675.x </w:t>
+      </w:r>
+    </w:p>
+    <w:p>
+      <w:r>
+        <w:t xml:space="preserve">Klein, J., 2020. </w:t>
+      </w:r>
+      <w:r>
+        <w:rPr>
+          <w:i/>
+        </w:rPr>
+        <w:t xml:space="preserve">The forgotten forest – On thinning, retention, and biodiversity in the boreal forest. </w:t>
+      </w:r>
+      <w:r>
+        <w:t>Doctoral Thesis No. 2020:50</w:t>
+      </w:r>
+    </w:p>
+    <w:p>
+      <w:r>
+        <w:t xml:space="preserve">Siffczyk, C., Brotons, L., Kangas, K., Orell, M., 2003. </w:t>
+      </w:r>
+      <w:r>
+        <w:rPr>
+          <w:i/>
+        </w:rPr>
+        <w:t xml:space="preserve">Home range size of willow tits. </w:t>
+      </w:r>
+      <w:r>
+        <w:t>Oecologica, 136, 635–642 (2003)</w:t>
+      </w:r>
+    </w:p>
+    <w:p>
+      <w:r>
+        <w:t xml:space="preserve">SLU Artdatabanken, 2021. </w:t>
+      </w:r>
+      <w:r>
+        <w:rPr>
+          <w:i/>
+        </w:rPr>
+        <w:t xml:space="preserve">Artfaktablad. Naturvård – artfakta. </w:t>
+      </w:r>
+      <w:r>
+        <w:t>SLU Artdatabanken, Uppsala</w:t>
+      </w:r>
+    </w:p>
     <w:sectPr>
       <w:headerReference w:type="even" r:id="rId8"/>
       <w:headerReference w:type="default" r:id="rId9"/>
@@ -537,7 +668,7 @@
     <w:r>
       <w:tab/>
       <w:tab/>
-      <w:t>2025-02-08</w:t>
+      <w:t>2025-02-09</w:t>
       <w:br/>
       <w:br/>
     </w:r>

--- a/tillsyn/A 5114-2025 tillsynsbegäran.docx
+++ b/tillsyn/A 5114-2025 tillsynsbegäran.docx
@@ -668,7 +668,7 @@
     <w:r>
       <w:tab/>
       <w:tab/>
-      <w:t>2025-02-09</w:t>
+      <w:t>2025-02-10</w:t>
       <w:br/>
       <w:br/>
     </w:r>

--- a/tillsyn/A 5114-2025 tillsynsbegäran.docx
+++ b/tillsyn/A 5114-2025 tillsynsbegäran.docx
@@ -668,7 +668,7 @@
     <w:r>
       <w:tab/>
       <w:tab/>
-      <w:t>2025-02-10</w:t>
+      <w:t>2025-02-11</w:t>
       <w:br/>
       <w:br/>
     </w:r>

--- a/tillsyn/A 5114-2025 tillsynsbegäran.docx
+++ b/tillsyn/A 5114-2025 tillsynsbegäran.docx
@@ -668,7 +668,7 @@
     <w:r>
       <w:tab/>
       <w:tab/>
-      <w:t>2025-02-11</w:t>
+      <w:t>2025-02-12</w:t>
       <w:br/>
       <w:br/>
     </w:r>

--- a/tillsyn/A 5114-2025 tillsynsbegäran.docx
+++ b/tillsyn/A 5114-2025 tillsynsbegäran.docx
@@ -668,7 +668,7 @@
     <w:r>
       <w:tab/>
       <w:tab/>
-      <w:t>2025-02-12</w:t>
+      <w:t>2025-02-13</w:t>
       <w:br/>
       <w:br/>
     </w:r>

--- a/tillsyn/A 5114-2025 tillsynsbegäran.docx
+++ b/tillsyn/A 5114-2025 tillsynsbegäran.docx
@@ -668,7 +668,7 @@
     <w:r>
       <w:tab/>
       <w:tab/>
-      <w:t>2025-02-13</w:t>
+      <w:t>2025-02-14</w:t>
       <w:br/>
       <w:br/>
     </w:r>

--- a/tillsyn/A 5114-2025 tillsynsbegäran.docx
+++ b/tillsyn/A 5114-2025 tillsynsbegäran.docx
@@ -668,7 +668,7 @@
     <w:r>
       <w:tab/>
       <w:tab/>
-      <w:t>2025-02-14</w:t>
+      <w:t>2025-02-15</w:t>
       <w:br/>
       <w:br/>
     </w:r>

--- a/tillsyn/A 5114-2025 tillsynsbegäran.docx
+++ b/tillsyn/A 5114-2025 tillsynsbegäran.docx
@@ -668,7 +668,7 @@
     <w:r>
       <w:tab/>
       <w:tab/>
-      <w:t>2025-02-15</w:t>
+      <w:t>2025-02-16</w:t>
       <w:br/>
       <w:br/>
     </w:r>

--- a/tillsyn/A 5114-2025 tillsynsbegäran.docx
+++ b/tillsyn/A 5114-2025 tillsynsbegäran.docx
@@ -668,7 +668,7 @@
     <w:r>
       <w:tab/>
       <w:tab/>
-      <w:t>2025-02-16</w:t>
+      <w:t>2025-02-17</w:t>
       <w:br/>
       <w:br/>
     </w:r>

--- a/tillsyn/A 5114-2025 tillsynsbegäran.docx
+++ b/tillsyn/A 5114-2025 tillsynsbegäran.docx
@@ -668,7 +668,7 @@
     <w:r>
       <w:tab/>
       <w:tab/>
-      <w:t>2025-02-17</w:t>
+      <w:t>2025-02-18</w:t>
       <w:br/>
       <w:br/>
     </w:r>

--- a/tillsyn/A 5114-2025 tillsynsbegäran.docx
+++ b/tillsyn/A 5114-2025 tillsynsbegäran.docx
@@ -668,7 +668,7 @@
     <w:r>
       <w:tab/>
       <w:tab/>
-      <w:t>2025-02-18</w:t>
+      <w:t>2025-02-19</w:t>
       <w:br/>
       <w:br/>
     </w:r>

--- a/tillsyn/A 5114-2025 tillsynsbegäran.docx
+++ b/tillsyn/A 5114-2025 tillsynsbegäran.docx
@@ -668,7 +668,7 @@
     <w:r>
       <w:tab/>
       <w:tab/>
-      <w:t>2025-02-19</w:t>
+      <w:t>2025-02-20</w:t>
       <w:br/>
       <w:br/>
     </w:r>

--- a/tillsyn/A 5114-2025 tillsynsbegäran.docx
+++ b/tillsyn/A 5114-2025 tillsynsbegäran.docx
@@ -668,7 +668,7 @@
     <w:r>
       <w:tab/>
       <w:tab/>
-      <w:t>2025-02-20</w:t>
+      <w:t>2025-02-21</w:t>
       <w:br/>
       <w:br/>
     </w:r>

--- a/tillsyn/A 5114-2025 tillsynsbegäran.docx
+++ b/tillsyn/A 5114-2025 tillsynsbegäran.docx
@@ -668,7 +668,7 @@
     <w:r>
       <w:tab/>
       <w:tab/>
-      <w:t>2025-02-21</w:t>
+      <w:t>2025-02-22</w:t>
       <w:br/>
       <w:br/>
     </w:r>

--- a/tillsyn/A 5114-2025 tillsynsbegäran.docx
+++ b/tillsyn/A 5114-2025 tillsynsbegäran.docx
@@ -668,7 +668,7 @@
     <w:r>
       <w:tab/>
       <w:tab/>
-      <w:t>2025-02-22</w:t>
+      <w:t>2025-02-23</w:t>
       <w:br/>
       <w:br/>
     </w:r>

--- a/tillsyn/A 5114-2025 tillsynsbegäran.docx
+++ b/tillsyn/A 5114-2025 tillsynsbegäran.docx
@@ -668,7 +668,7 @@
     <w:r>
       <w:tab/>
       <w:tab/>
-      <w:t>2025-02-23</w:t>
+      <w:t>2025-02-24</w:t>
       <w:br/>
       <w:br/>
     </w:r>

--- a/tillsyn/A 5114-2025 tillsynsbegäran.docx
+++ b/tillsyn/A 5114-2025 tillsynsbegäran.docx
@@ -668,7 +668,7 @@
     <w:r>
       <w:tab/>
       <w:tab/>
-      <w:t>2025-02-24</w:t>
+      <w:t>2025-02-25</w:t>
       <w:br/>
       <w:br/>
     </w:r>

--- a/tillsyn/A 5114-2025 tillsynsbegäran.docx
+++ b/tillsyn/A 5114-2025 tillsynsbegäran.docx
@@ -668,7 +668,7 @@
     <w:r>
       <w:tab/>
       <w:tab/>
-      <w:t>2025-02-25</w:t>
+      <w:t>2025-02-26</w:t>
       <w:br/>
       <w:br/>
     </w:r>

--- a/tillsyn/A 5114-2025 tillsynsbegäran.docx
+++ b/tillsyn/A 5114-2025 tillsynsbegäran.docx
@@ -668,7 +668,7 @@
     <w:r>
       <w:tab/>
       <w:tab/>
-      <w:t>2025-02-26</w:t>
+      <w:t>2025-02-27</w:t>
       <w:br/>
       <w:br/>
     </w:r>

--- a/tillsyn/A 5114-2025 tillsynsbegäran.docx
+++ b/tillsyn/A 5114-2025 tillsynsbegäran.docx
@@ -668,7 +668,7 @@
     <w:r>
       <w:tab/>
       <w:tab/>
-      <w:t>2025-02-27</w:t>
+      <w:t>2025-02-28</w:t>
       <w:br/>
       <w:br/>
     </w:r>

--- a/tillsyn/A 5114-2025 tillsynsbegäran.docx
+++ b/tillsyn/A 5114-2025 tillsynsbegäran.docx
@@ -668,7 +668,7 @@
     <w:r>
       <w:tab/>
       <w:tab/>
-      <w:t>2025-02-28</w:t>
+      <w:t>2025-03-01</w:t>
       <w:br/>
       <w:br/>
     </w:r>

--- a/tillsyn/A 5114-2025 tillsynsbegäran.docx
+++ b/tillsyn/A 5114-2025 tillsynsbegäran.docx
@@ -668,7 +668,7 @@
     <w:r>
       <w:tab/>
       <w:tab/>
-      <w:t>2025-03-01</w:t>
+      <w:t>2025-03-02</w:t>
       <w:br/>
       <w:br/>
     </w:r>

--- a/tillsyn/A 5114-2025 tillsynsbegäran.docx
+++ b/tillsyn/A 5114-2025 tillsynsbegäran.docx
@@ -668,7 +668,7 @@
     <w:r>
       <w:tab/>
       <w:tab/>
-      <w:t>2025-03-02</w:t>
+      <w:t>2025-03-03</w:t>
       <w:br/>
       <w:br/>
     </w:r>

--- a/tillsyn/A 5114-2025 tillsynsbegäran.docx
+++ b/tillsyn/A 5114-2025 tillsynsbegäran.docx
@@ -668,7 +668,7 @@
     <w:r>
       <w:tab/>
       <w:tab/>
-      <w:t>2025-03-03</w:t>
+      <w:t>2025-03-04</w:t>
       <w:br/>
       <w:br/>
     </w:r>

--- a/tillsyn/A 5114-2025 tillsynsbegäran.docx
+++ b/tillsyn/A 5114-2025 tillsynsbegäran.docx
@@ -668,7 +668,7 @@
     <w:r>
       <w:tab/>
       <w:tab/>
-      <w:t>2025-03-04</w:t>
+      <w:t>2025-03-05</w:t>
       <w:br/>
       <w:br/>
     </w:r>

--- a/tillsyn/A 5114-2025 tillsynsbegäran.docx
+++ b/tillsyn/A 5114-2025 tillsynsbegäran.docx
@@ -668,7 +668,7 @@
     <w:r>
       <w:tab/>
       <w:tab/>
-      <w:t>2025-03-05</w:t>
+      <w:t>2025-03-06</w:t>
       <w:br/>
       <w:br/>
     </w:r>

--- a/tillsyn/A 5114-2025 tillsynsbegäran.docx
+++ b/tillsyn/A 5114-2025 tillsynsbegäran.docx
@@ -668,7 +668,7 @@
     <w:r>
       <w:tab/>
       <w:tab/>
-      <w:t>2025-03-06</w:t>
+      <w:t>2025-03-07</w:t>
       <w:br/>
       <w:br/>
     </w:r>

--- a/tillsyn/A 5114-2025 tillsynsbegäran.docx
+++ b/tillsyn/A 5114-2025 tillsynsbegäran.docx
@@ -668,7 +668,7 @@
     <w:r>
       <w:tab/>
       <w:tab/>
-      <w:t>2025-03-07</w:t>
+      <w:t>2025-03-08</w:t>
       <w:br/>
       <w:br/>
     </w:r>

--- a/tillsyn/A 5114-2025 tillsynsbegäran.docx
+++ b/tillsyn/A 5114-2025 tillsynsbegäran.docx
@@ -668,7 +668,7 @@
     <w:r>
       <w:tab/>
       <w:tab/>
-      <w:t>2025-03-08</w:t>
+      <w:t>2025-03-09</w:t>
       <w:br/>
       <w:br/>
     </w:r>

--- a/tillsyn/A 5114-2025 tillsynsbegäran.docx
+++ b/tillsyn/A 5114-2025 tillsynsbegäran.docx
@@ -668,7 +668,7 @@
     <w:r>
       <w:tab/>
       <w:tab/>
-      <w:t>2025-03-09</w:t>
+      <w:t>2025-03-10</w:t>
       <w:br/>
       <w:br/>
     </w:r>

--- a/tillsyn/A 5114-2025 tillsynsbegäran.docx
+++ b/tillsyn/A 5114-2025 tillsynsbegäran.docx
@@ -668,7 +668,7 @@
     <w:r>
       <w:tab/>
       <w:tab/>
-      <w:t>2025-03-10</w:t>
+      <w:t>2025-03-11</w:t>
       <w:br/>
       <w:br/>
     </w:r>

--- a/tillsyn/A 5114-2025 tillsynsbegäran.docx
+++ b/tillsyn/A 5114-2025 tillsynsbegäran.docx
@@ -668,7 +668,7 @@
     <w:r>
       <w:tab/>
       <w:tab/>
-      <w:t>2025-03-11</w:t>
+      <w:t>2025-03-12</w:t>
       <w:br/>
       <w:br/>
     </w:r>

--- a/tillsyn/A 5114-2025 tillsynsbegäran.docx
+++ b/tillsyn/A 5114-2025 tillsynsbegäran.docx
@@ -668,7 +668,7 @@
     <w:r>
       <w:tab/>
       <w:tab/>
-      <w:t>2025-03-12</w:t>
+      <w:t>2025-03-13</w:t>
       <w:br/>
       <w:br/>
     </w:r>

--- a/tillsyn/A 5114-2025 tillsynsbegäran.docx
+++ b/tillsyn/A 5114-2025 tillsynsbegäran.docx
@@ -668,7 +668,7 @@
     <w:r>
       <w:tab/>
       <w:tab/>
-      <w:t>2025-03-13</w:t>
+      <w:t>2025-03-14</w:t>
       <w:br/>
       <w:br/>
     </w:r>

--- a/tillsyn/A 5114-2025 tillsynsbegäran.docx
+++ b/tillsyn/A 5114-2025 tillsynsbegäran.docx
@@ -668,7 +668,7 @@
     <w:r>
       <w:tab/>
       <w:tab/>
-      <w:t>2025-03-14</w:t>
+      <w:t>2025-03-15</w:t>
       <w:br/>
       <w:br/>
     </w:r>

--- a/tillsyn/A 5114-2025 tillsynsbegäran.docx
+++ b/tillsyn/A 5114-2025 tillsynsbegäran.docx
@@ -668,7 +668,7 @@
     <w:r>
       <w:tab/>
       <w:tab/>
-      <w:t>2025-03-15</w:t>
+      <w:t>2025-03-16</w:t>
       <w:br/>
       <w:br/>
     </w:r>

--- a/tillsyn/A 5114-2025 tillsynsbegäran.docx
+++ b/tillsyn/A 5114-2025 tillsynsbegäran.docx
@@ -668,7 +668,7 @@
     <w:r>
       <w:tab/>
       <w:tab/>
-      <w:t>2025-03-16</w:t>
+      <w:t>2025-03-17</w:t>
       <w:br/>
       <w:br/>
     </w:r>

--- a/tillsyn/A 5114-2025 tillsynsbegäran.docx
+++ b/tillsyn/A 5114-2025 tillsynsbegäran.docx
@@ -668,7 +668,7 @@
     <w:r>
       <w:tab/>
       <w:tab/>
-      <w:t>2025-03-17</w:t>
+      <w:t>2025-03-18</w:t>
       <w:br/>
       <w:br/>
     </w:r>

--- a/tillsyn/A 5114-2025 tillsynsbegäran.docx
+++ b/tillsyn/A 5114-2025 tillsynsbegäran.docx
@@ -668,7 +668,7 @@
     <w:r>
       <w:tab/>
       <w:tab/>
-      <w:t>2025-03-18</w:t>
+      <w:t>2025-03-19</w:t>
       <w:br/>
       <w:br/>
     </w:r>

--- a/tillsyn/A 5114-2025 tillsynsbegäran.docx
+++ b/tillsyn/A 5114-2025 tillsynsbegäran.docx
@@ -668,7 +668,7 @@
     <w:r>
       <w:tab/>
       <w:tab/>
-      <w:t>2025-03-19</w:t>
+      <w:t>2025-03-20</w:t>
       <w:br/>
       <w:br/>
     </w:r>

--- a/tillsyn/A 5114-2025 tillsynsbegäran.docx
+++ b/tillsyn/A 5114-2025 tillsynsbegäran.docx
@@ -668,7 +668,7 @@
     <w:r>
       <w:tab/>
       <w:tab/>
-      <w:t>2025-03-20</w:t>
+      <w:t>2025-03-21</w:t>
       <w:br/>
       <w:br/>
     </w:r>

--- a/tillsyn/A 5114-2025 tillsynsbegäran.docx
+++ b/tillsyn/A 5114-2025 tillsynsbegäran.docx
@@ -668,7 +668,7 @@
     <w:r>
       <w:tab/>
       <w:tab/>
-      <w:t>2025-03-21</w:t>
+      <w:t>2025-03-22</w:t>
       <w:br/>
       <w:br/>
     </w:r>

--- a/tillsyn/A 5114-2025 tillsynsbegäran.docx
+++ b/tillsyn/A 5114-2025 tillsynsbegäran.docx
@@ -668,7 +668,7 @@
     <w:r>
       <w:tab/>
       <w:tab/>
-      <w:t>2025-03-22</w:t>
+      <w:t>2025-03-23</w:t>
       <w:br/>
       <w:br/>
     </w:r>

--- a/tillsyn/A 5114-2025 tillsynsbegäran.docx
+++ b/tillsyn/A 5114-2025 tillsynsbegäran.docx
@@ -668,7 +668,7 @@
     <w:r>
       <w:tab/>
       <w:tab/>
-      <w:t>2025-03-23</w:t>
+      <w:t>2025-03-24</w:t>
       <w:br/>
       <w:br/>
     </w:r>

--- a/tillsyn/A 5114-2025 tillsynsbegäran.docx
+++ b/tillsyn/A 5114-2025 tillsynsbegäran.docx
@@ -668,7 +668,7 @@
     <w:r>
       <w:tab/>
       <w:tab/>
-      <w:t>2025-03-24</w:t>
+      <w:t>2025-03-25</w:t>
       <w:br/>
       <w:br/>
     </w:r>

--- a/tillsyn/A 5114-2025 tillsynsbegäran.docx
+++ b/tillsyn/A 5114-2025 tillsynsbegäran.docx
@@ -668,7 +668,7 @@
     <w:r>
       <w:tab/>
       <w:tab/>
-      <w:t>2025-03-25</w:t>
+      <w:t>2025-03-26</w:t>
       <w:br/>
       <w:br/>
     </w:r>

--- a/tillsyn/A 5114-2025 tillsynsbegäran.docx
+++ b/tillsyn/A 5114-2025 tillsynsbegäran.docx
@@ -668,7 +668,7 @@
     <w:r>
       <w:tab/>
       <w:tab/>
-      <w:t>2025-03-26</w:t>
+      <w:t>2025-03-27</w:t>
       <w:br/>
       <w:br/>
     </w:r>

--- a/tillsyn/A 5114-2025 tillsynsbegäran.docx
+++ b/tillsyn/A 5114-2025 tillsynsbegäran.docx
@@ -668,7 +668,7 @@
     <w:r>
       <w:tab/>
       <w:tab/>
-      <w:t>2025-03-27</w:t>
+      <w:t>2025-03-28</w:t>
       <w:br/>
       <w:br/>
     </w:r>

--- a/tillsyn/A 5114-2025 tillsynsbegäran.docx
+++ b/tillsyn/A 5114-2025 tillsynsbegäran.docx
@@ -668,7 +668,7 @@
     <w:r>
       <w:tab/>
       <w:tab/>
-      <w:t>2025-03-28</w:t>
+      <w:t>2025-03-29</w:t>
       <w:br/>
       <w:br/>
     </w:r>

--- a/tillsyn/A 5114-2025 tillsynsbegäran.docx
+++ b/tillsyn/A 5114-2025 tillsynsbegäran.docx
@@ -668,7 +668,7 @@
     <w:r>
       <w:tab/>
       <w:tab/>
-      <w:t>2025-04-02</w:t>
+      <w:t>2025-04-03</w:t>
       <w:br/>
       <w:br/>
     </w:r>

--- a/tillsyn/A 5114-2025 tillsynsbegäran.docx
+++ b/tillsyn/A 5114-2025 tillsynsbegäran.docx
@@ -668,7 +668,7 @@
     <w:r>
       <w:tab/>
       <w:tab/>
-      <w:t>2025-04-03</w:t>
+      <w:t>2025-04-05</w:t>
       <w:br/>
       <w:br/>
     </w:r>

--- a/tillsyn/A 5114-2025 tillsynsbegäran.docx
+++ b/tillsyn/A 5114-2025 tillsynsbegäran.docx
@@ -668,7 +668,7 @@
     <w:r>
       <w:tab/>
       <w:tab/>
-      <w:t>2025-04-05</w:t>
+      <w:t>2025-04-06</w:t>
       <w:br/>
       <w:br/>
     </w:r>

--- a/tillsyn/A 5114-2025 tillsynsbegäran.docx
+++ b/tillsyn/A 5114-2025 tillsynsbegäran.docx
@@ -668,7 +668,7 @@
     <w:r>
       <w:tab/>
       <w:tab/>
-      <w:t>2025-04-06</w:t>
+      <w:t>2025-04-07</w:t>
       <w:br/>
       <w:br/>
     </w:r>

--- a/tillsyn/A 5114-2025 tillsynsbegäran.docx
+++ b/tillsyn/A 5114-2025 tillsynsbegäran.docx
@@ -668,7 +668,7 @@
     <w:r>
       <w:tab/>
       <w:tab/>
-      <w:t>2025-04-07</w:t>
+      <w:t>2025-04-08</w:t>
       <w:br/>
       <w:br/>
     </w:r>

--- a/tillsyn/A 5114-2025 tillsynsbegäran.docx
+++ b/tillsyn/A 5114-2025 tillsynsbegäran.docx
@@ -668,7 +668,7 @@
     <w:r>
       <w:tab/>
       <w:tab/>
-      <w:t>2025-04-08</w:t>
+      <w:t>2025-04-09</w:t>
       <w:br/>
       <w:br/>
     </w:r>

--- a/tillsyn/A 5114-2025 tillsynsbegäran.docx
+++ b/tillsyn/A 5114-2025 tillsynsbegäran.docx
@@ -321,7 +321,7 @@
         <w:t xml:space="preserve">Level and pattern of overstory retention interact to shape long-term responses of understories to timber harvest. </w:t>
       </w:r>
       <w:r>
-        <w:t xml:space="preserve">Ecological Applications, 22, 2049–2064 </w:t>
+        <w:t>Ecological Applications, 22, 2049–2064</w:t>
       </w:r>
     </w:p>
     <w:p>
@@ -430,7 +430,7 @@
     </w:p>
     <w:p>
       <w:r>
-        <w:t xml:space="preserve">Talltita är rödlistad som NT, fridlyst och prioriterad art i Skogsvårdslagen. Den omfattas av EU:s fågeldirektiv. Arten har minskat kraftigt de senaste 30 åren och minskningstakten innevarande 10-årsperiod beräknas till 20 (10–30) % (SLU Artdatabanken, 2022). </w:t>
+        <w:t>Talltita är rödlistad som NT, fridlyst och prioriterad art i Skogsvårdslagen. Den omfattas av EU:s fågeldirektiv. Arten har minskat kraftigt de senaste 30 åren och minskningstakten innevarande 10-årsperiod beräknas till 20 (10–30) % (SLU Artdatabanken, 2022).</w:t>
       </w:r>
     </w:p>
     <w:p>
@@ -467,7 +467,7 @@
         <w:t xml:space="preserve">Differential demographic responses of sympatric Parids to vegetation management in boreal forest. </w:t>
       </w:r>
       <w:r>
-        <w:t xml:space="preserve">For. Ecol. Manage. 319, 169–175. </w:t>
+        <w:t>For. Ecol. Manage. 319, 169–175.</w:t>
       </w:r>
     </w:p>
     <w:p>
@@ -481,7 +481,7 @@
         <w:t xml:space="preserve">Coherence, composition and territories of winter social groups of the Willow Tit Parus montanus and the Crested Tit P. cristatus. </w:t>
       </w:r>
       <w:r>
-        <w:t xml:space="preserve">Ornis Scandinavica, 10, pp 56–68 </w:t>
+        <w:t>Ornis Scandinavica, 10, pp 56–68</w:t>
       </w:r>
     </w:p>
     <w:p>
@@ -495,7 +495,7 @@
         <w:t xml:space="preserve">Impact of forestry practices on fitness correlates and population productivity in an open-nesting bird species. </w:t>
       </w:r>
       <w:r>
-        <w:t xml:space="preserve">Conserv. Biol. 21, 767–774. https://doi.org/10.1111/j.1523- 1739.2007.00675.x </w:t>
+        <w:t>Conserv. Biol. 21, 767–774. https://doi.org/10.1111/j.1523- 1739.2007.00675.x</w:t>
       </w:r>
     </w:p>
     <w:p>
@@ -668,7 +668,7 @@
     <w:r>
       <w:tab/>
       <w:tab/>
-      <w:t>2025-04-09</w:t>
+      <w:t>2025-04-10</w:t>
       <w:br/>
       <w:br/>
     </w:r>

--- a/tillsyn/A 5114-2025 tillsynsbegäran.docx
+++ b/tillsyn/A 5114-2025 tillsynsbegäran.docx
@@ -668,7 +668,7 @@
     <w:r>
       <w:tab/>
       <w:tab/>
-      <w:t>2025-04-10</w:t>
+      <w:t>2025-04-11</w:t>
       <w:br/>
       <w:br/>
     </w:r>

--- a/tillsyn/A 5114-2025 tillsynsbegäran.docx
+++ b/tillsyn/A 5114-2025 tillsynsbegäran.docx
@@ -668,7 +668,7 @@
     <w:r>
       <w:tab/>
       <w:tab/>
-      <w:t>2025-04-11</w:t>
+      <w:t>2025-04-12</w:t>
       <w:br/>
       <w:br/>
     </w:r>

--- a/tillsyn/A 5114-2025 tillsynsbegäran.docx
+++ b/tillsyn/A 5114-2025 tillsynsbegäran.docx
@@ -668,7 +668,7 @@
     <w:r>
       <w:tab/>
       <w:tab/>
-      <w:t>2025-04-12</w:t>
+      <w:t>2025-04-13</w:t>
       <w:br/>
       <w:br/>
     </w:r>

--- a/tillsyn/A 5114-2025 tillsynsbegäran.docx
+++ b/tillsyn/A 5114-2025 tillsynsbegäran.docx
@@ -668,7 +668,7 @@
     <w:r>
       <w:tab/>
       <w:tab/>
-      <w:t>2025-04-13</w:t>
+      <w:t>2025-04-14</w:t>
       <w:br/>
       <w:br/>
     </w:r>

--- a/tillsyn/A 5114-2025 tillsynsbegäran.docx
+++ b/tillsyn/A 5114-2025 tillsynsbegäran.docx
@@ -668,7 +668,7 @@
     <w:r>
       <w:tab/>
       <w:tab/>
-      <w:t>2025-04-14</w:t>
+      <w:t>2025-04-15</w:t>
       <w:br/>
       <w:br/>
     </w:r>

--- a/tillsyn/A 5114-2025 tillsynsbegäran.docx
+++ b/tillsyn/A 5114-2025 tillsynsbegäran.docx
@@ -668,7 +668,7 @@
     <w:r>
       <w:tab/>
       <w:tab/>
-      <w:t>2025-04-15</w:t>
+      <w:t>2025-04-16</w:t>
       <w:br/>
       <w:br/>
     </w:r>

--- a/tillsyn/A 5114-2025 tillsynsbegäran.docx
+++ b/tillsyn/A 5114-2025 tillsynsbegäran.docx
@@ -668,7 +668,7 @@
     <w:r>
       <w:tab/>
       <w:tab/>
-      <w:t>2025-04-16</w:t>
+      <w:t>2025-04-17</w:t>
       <w:br/>
       <w:br/>
     </w:r>

--- a/tillsyn/A 5114-2025 tillsynsbegäran.docx
+++ b/tillsyn/A 5114-2025 tillsynsbegäran.docx
@@ -668,7 +668,7 @@
     <w:r>
       <w:tab/>
       <w:tab/>
-      <w:t>2025-04-17</w:t>
+      <w:t>2025-04-18</w:t>
       <w:br/>
       <w:br/>
     </w:r>

--- a/tillsyn/A 5114-2025 tillsynsbegäran.docx
+++ b/tillsyn/A 5114-2025 tillsynsbegäran.docx
@@ -668,7 +668,7 @@
     <w:r>
       <w:tab/>
       <w:tab/>
-      <w:t>2025-04-18</w:t>
+      <w:t>2025-04-19</w:t>
       <w:br/>
       <w:br/>
     </w:r>

--- a/tillsyn/A 5114-2025 tillsynsbegäran.docx
+++ b/tillsyn/A 5114-2025 tillsynsbegäran.docx
@@ -668,7 +668,7 @@
     <w:r>
       <w:tab/>
       <w:tab/>
-      <w:t>2025-05-03</w:t>
+      <w:t>2025-05-04</w:t>
       <w:br/>
       <w:br/>
     </w:r>

--- a/tillsyn/A 5114-2025 tillsynsbegäran.docx
+++ b/tillsyn/A 5114-2025 tillsynsbegäran.docx
@@ -668,7 +668,7 @@
     <w:r>
       <w:tab/>
       <w:tab/>
-      <w:t>2025-05-04</w:t>
+      <w:t>2025-05-06</w:t>
       <w:br/>
       <w:br/>
     </w:r>

--- a/tillsyn/A 5114-2025 tillsynsbegäran.docx
+++ b/tillsyn/A 5114-2025 tillsynsbegäran.docx
@@ -668,7 +668,7 @@
     <w:r>
       <w:tab/>
       <w:tab/>
-      <w:t>2025-05-06</w:t>
+      <w:t>2025-05-07</w:t>
       <w:br/>
       <w:br/>
     </w:r>

--- a/tillsyn/A 5114-2025 tillsynsbegäran.docx
+++ b/tillsyn/A 5114-2025 tillsynsbegäran.docx
@@ -668,7 +668,7 @@
     <w:r>
       <w:tab/>
       <w:tab/>
-      <w:t>2025-05-07</w:t>
+      <w:t>2025-05-08</w:t>
       <w:br/>
       <w:br/>
     </w:r>

--- a/tillsyn/A 5114-2025 tillsynsbegäran.docx
+++ b/tillsyn/A 5114-2025 tillsynsbegäran.docx
@@ -668,7 +668,7 @@
     <w:r>
       <w:tab/>
       <w:tab/>
-      <w:t>2025-05-08</w:t>
+      <w:t>2025-05-09</w:t>
       <w:br/>
       <w:br/>
     </w:r>

--- a/tillsyn/A 5114-2025 tillsynsbegäran.docx
+++ b/tillsyn/A 5114-2025 tillsynsbegäran.docx
@@ -668,7 +668,7 @@
     <w:r>
       <w:tab/>
       <w:tab/>
-      <w:t>2025-05-09</w:t>
+      <w:t>2025-05-10</w:t>
       <w:br/>
       <w:br/>
     </w:r>

--- a/tillsyn/A 5114-2025 tillsynsbegäran.docx
+++ b/tillsyn/A 5114-2025 tillsynsbegäran.docx
@@ -668,7 +668,7 @@
     <w:r>
       <w:tab/>
       <w:tab/>
-      <w:t>2025-05-10</w:t>
+      <w:t>2025-05-11</w:t>
       <w:br/>
       <w:br/>
     </w:r>

--- a/tillsyn/A 5114-2025 tillsynsbegäran.docx
+++ b/tillsyn/A 5114-2025 tillsynsbegäran.docx
@@ -668,7 +668,7 @@
     <w:r>
       <w:tab/>
       <w:tab/>
-      <w:t>2025-05-11</w:t>
+      <w:t>2025-05-12</w:t>
       <w:br/>
       <w:br/>
     </w:r>

--- a/tillsyn/A 5114-2025 tillsynsbegäran.docx
+++ b/tillsyn/A 5114-2025 tillsynsbegäran.docx
@@ -668,7 +668,7 @@
     <w:r>
       <w:tab/>
       <w:tab/>
-      <w:t>2025-05-12</w:t>
+      <w:t>2025-05-13</w:t>
       <w:br/>
       <w:br/>
     </w:r>

--- a/tillsyn/A 5114-2025 tillsynsbegäran.docx
+++ b/tillsyn/A 5114-2025 tillsynsbegäran.docx
@@ -668,7 +668,7 @@
     <w:r>
       <w:tab/>
       <w:tab/>
-      <w:t>2025-05-13</w:t>
+      <w:t>2025-05-14</w:t>
       <w:br/>
       <w:br/>
     </w:r>

--- a/tillsyn/A 5114-2025 tillsynsbegäran.docx
+++ b/tillsyn/A 5114-2025 tillsynsbegäran.docx
@@ -668,7 +668,7 @@
     <w:r>
       <w:tab/>
       <w:tab/>
-      <w:t>2025-05-14</w:t>
+      <w:t>2025-05-15</w:t>
       <w:br/>
       <w:br/>
     </w:r>

--- a/tillsyn/A 5114-2025 tillsynsbegäran.docx
+++ b/tillsyn/A 5114-2025 tillsynsbegäran.docx
@@ -668,7 +668,7 @@
     <w:r>
       <w:tab/>
       <w:tab/>
-      <w:t>2025-05-15</w:t>
+      <w:t>2025-05-16</w:t>
       <w:br/>
       <w:br/>
     </w:r>

--- a/tillsyn/A 5114-2025 tillsynsbegäran.docx
+++ b/tillsyn/A 5114-2025 tillsynsbegäran.docx
@@ -668,7 +668,7 @@
     <w:r>
       <w:tab/>
       <w:tab/>
-      <w:t>2025-05-16</w:t>
+      <w:t>2025-05-17</w:t>
       <w:br/>
       <w:br/>
     </w:r>

--- a/tillsyn/A 5114-2025 tillsynsbegäran.docx
+++ b/tillsyn/A 5114-2025 tillsynsbegäran.docx
@@ -668,7 +668,7 @@
     <w:r>
       <w:tab/>
       <w:tab/>
-      <w:t>2025-05-17</w:t>
+      <w:t>2025-05-18</w:t>
       <w:br/>
       <w:br/>
     </w:r>

--- a/tillsyn/A 5114-2025 tillsynsbegäran.docx
+++ b/tillsyn/A 5114-2025 tillsynsbegäran.docx
@@ -668,7 +668,7 @@
     <w:r>
       <w:tab/>
       <w:tab/>
-      <w:t>2025-05-18</w:t>
+      <w:t>2025-05-19</w:t>
       <w:br/>
       <w:br/>
     </w:r>

--- a/tillsyn/A 5114-2025 tillsynsbegäran.docx
+++ b/tillsyn/A 5114-2025 tillsynsbegäran.docx
@@ -668,7 +668,7 @@
     <w:r>
       <w:tab/>
       <w:tab/>
-      <w:t>2025-05-19</w:t>
+      <w:t>2025-05-20</w:t>
       <w:br/>
       <w:br/>
     </w:r>

--- a/tillsyn/A 5114-2025 tillsynsbegäran.docx
+++ b/tillsyn/A 5114-2025 tillsynsbegäran.docx
@@ -668,7 +668,7 @@
     <w:r>
       <w:tab/>
       <w:tab/>
-      <w:t>2025-05-20</w:t>
+      <w:t>2025-05-21</w:t>
       <w:br/>
       <w:br/>
     </w:r>

--- a/tillsyn/A 5114-2025 tillsynsbegäran.docx
+++ b/tillsyn/A 5114-2025 tillsynsbegäran.docx
@@ -668,7 +668,7 @@
     <w:r>
       <w:tab/>
       <w:tab/>
-      <w:t>2025-05-21</w:t>
+      <w:t>2025-05-22</w:t>
       <w:br/>
       <w:br/>
     </w:r>

--- a/tillsyn/A 5114-2025 tillsynsbegäran.docx
+++ b/tillsyn/A 5114-2025 tillsynsbegäran.docx
@@ -668,7 +668,7 @@
     <w:r>
       <w:tab/>
       <w:tab/>
-      <w:t>2025-05-22</w:t>
+      <w:t>2025-05-23</w:t>
       <w:br/>
       <w:br/>
     </w:r>

--- a/tillsyn/A 5114-2025 tillsynsbegäran.docx
+++ b/tillsyn/A 5114-2025 tillsynsbegäran.docx
@@ -668,7 +668,7 @@
     <w:r>
       <w:tab/>
       <w:tab/>
-      <w:t>2025-05-23</w:t>
+      <w:t>2025-05-24</w:t>
       <w:br/>
       <w:br/>
     </w:r>

--- a/tillsyn/A 5114-2025 tillsynsbegäran.docx
+++ b/tillsyn/A 5114-2025 tillsynsbegäran.docx
@@ -668,7 +668,7 @@
     <w:r>
       <w:tab/>
       <w:tab/>
-      <w:t>2025-05-24</w:t>
+      <w:t>2025-05-25</w:t>
       <w:br/>
       <w:br/>
     </w:r>

--- a/tillsyn/A 5114-2025 tillsynsbegäran.docx
+++ b/tillsyn/A 5114-2025 tillsynsbegäran.docx
@@ -668,7 +668,7 @@
     <w:r>
       <w:tab/>
       <w:tab/>
-      <w:t>2025-05-25</w:t>
+      <w:t>2025-05-26</w:t>
       <w:br/>
       <w:br/>
     </w:r>

--- a/tillsyn/A 5114-2025 tillsynsbegäran.docx
+++ b/tillsyn/A 5114-2025 tillsynsbegäran.docx
@@ -668,7 +668,7 @@
     <w:r>
       <w:tab/>
       <w:tab/>
-      <w:t>2025-05-26</w:t>
+      <w:t>2025-05-27</w:t>
       <w:br/>
       <w:br/>
     </w:r>

--- a/tillsyn/A 5114-2025 tillsynsbegäran.docx
+++ b/tillsyn/A 5114-2025 tillsynsbegäran.docx
@@ -668,7 +668,7 @@
     <w:r>
       <w:tab/>
       <w:tab/>
-      <w:t>2025-05-27</w:t>
+      <w:t>2025-05-30</w:t>
       <w:br/>
       <w:br/>
     </w:r>

--- a/tillsyn/A 5114-2025 tillsynsbegäran.docx
+++ b/tillsyn/A 5114-2025 tillsynsbegäran.docx
@@ -668,7 +668,7 @@
     <w:r>
       <w:tab/>
       <w:tab/>
-      <w:t>2025-05-30</w:t>
+      <w:t>2025-06-01</w:t>
       <w:br/>
       <w:br/>
     </w:r>

--- a/tillsyn/A 5114-2025 tillsynsbegäran.docx
+++ b/tillsyn/A 5114-2025 tillsynsbegäran.docx
@@ -668,7 +668,7 @@
     <w:r>
       <w:tab/>
       <w:tab/>
-      <w:t>2025-06-01</w:t>
+      <w:t>2025-06-02</w:t>
       <w:br/>
       <w:br/>
     </w:r>

--- a/tillsyn/A 5114-2025 tillsynsbegäran.docx
+++ b/tillsyn/A 5114-2025 tillsynsbegäran.docx
@@ -668,7 +668,7 @@
     <w:r>
       <w:tab/>
       <w:tab/>
-      <w:t>2025-06-02</w:t>
+      <w:t>2025-06-03</w:t>
       <w:br/>
       <w:br/>
     </w:r>

--- a/tillsyn/A 5114-2025 tillsynsbegäran.docx
+++ b/tillsyn/A 5114-2025 tillsynsbegäran.docx
@@ -668,7 +668,7 @@
     <w:r>
       <w:tab/>
       <w:tab/>
-      <w:t>2025-06-03</w:t>
+      <w:t>2025-06-04</w:t>
       <w:br/>
       <w:br/>
     </w:r>

--- a/tillsyn/A 5114-2025 tillsynsbegäran.docx
+++ b/tillsyn/A 5114-2025 tillsynsbegäran.docx
@@ -668,7 +668,7 @@
     <w:r>
       <w:tab/>
       <w:tab/>
-      <w:t>2025-06-04</w:t>
+      <w:t>2025-06-05</w:t>
       <w:br/>
       <w:br/>
     </w:r>

--- a/tillsyn/A 5114-2025 tillsynsbegäran.docx
+++ b/tillsyn/A 5114-2025 tillsynsbegäran.docx
@@ -668,7 +668,7 @@
     <w:r>
       <w:tab/>
       <w:tab/>
-      <w:t>2025-06-05</w:t>
+      <w:t>2025-06-13</w:t>
       <w:br/>
       <w:br/>
     </w:r>

--- a/tillsyn/A 5114-2025 tillsynsbegäran.docx
+++ b/tillsyn/A 5114-2025 tillsynsbegäran.docx
@@ -668,7 +668,7 @@
     <w:r>
       <w:tab/>
       <w:tab/>
-      <w:t>2025-06-13</w:t>
+      <w:t>2025-06-15</w:t>
       <w:br/>
       <w:br/>
     </w:r>

--- a/tillsyn/A 5114-2025 tillsynsbegäran.docx
+++ b/tillsyn/A 5114-2025 tillsynsbegäran.docx
@@ -668,7 +668,7 @@
     <w:r>
       <w:tab/>
       <w:tab/>
-      <w:t>2025-06-15</w:t>
+      <w:t>2025-06-16</w:t>
       <w:br/>
       <w:br/>
     </w:r>

--- a/tillsyn/A 5114-2025 tillsynsbegäran.docx
+++ b/tillsyn/A 5114-2025 tillsynsbegäran.docx
@@ -668,7 +668,7 @@
     <w:r>
       <w:tab/>
       <w:tab/>
-      <w:t>2025-06-16</w:t>
+      <w:t>2025-06-17</w:t>
       <w:br/>
       <w:br/>
     </w:r>

--- a/tillsyn/A 5114-2025 tillsynsbegäran.docx
+++ b/tillsyn/A 5114-2025 tillsynsbegäran.docx
@@ -668,7 +668,7 @@
     <w:r>
       <w:tab/>
       <w:tab/>
-      <w:t>2025-06-17</w:t>
+      <w:t>2025-06-18</w:t>
       <w:br/>
       <w:br/>
     </w:r>

--- a/tillsyn/A 5114-2025 tillsynsbegäran.docx
+++ b/tillsyn/A 5114-2025 tillsynsbegäran.docx
@@ -668,7 +668,7 @@
     <w:r>
       <w:tab/>
       <w:tab/>
-      <w:t>2025-06-18</w:t>
+      <w:t>2025-06-19</w:t>
       <w:br/>
       <w:br/>
     </w:r>

--- a/tillsyn/A 5114-2025 tillsynsbegäran.docx
+++ b/tillsyn/A 5114-2025 tillsynsbegäran.docx
@@ -668,7 +668,7 @@
     <w:r>
       <w:tab/>
       <w:tab/>
-      <w:t>2025-06-19</w:t>
+      <w:t>2025-06-20</w:t>
       <w:br/>
       <w:br/>
     </w:r>

--- a/tillsyn/A 5114-2025 tillsynsbegäran.docx
+++ b/tillsyn/A 5114-2025 tillsynsbegäran.docx
@@ -668,7 +668,7 @@
     <w:r>
       <w:tab/>
       <w:tab/>
-      <w:t>2025-06-20</w:t>
+      <w:t>2025-06-21</w:t>
       <w:br/>
       <w:br/>
     </w:r>

--- a/tillsyn/A 5114-2025 tillsynsbegäran.docx
+++ b/tillsyn/A 5114-2025 tillsynsbegäran.docx
@@ -668,7 +668,7 @@
     <w:r>
       <w:tab/>
       <w:tab/>
-      <w:t>2025-06-21</w:t>
+      <w:t>2025-06-22</w:t>
       <w:br/>
       <w:br/>
     </w:r>

--- a/tillsyn/A 5114-2025 tillsynsbegäran.docx
+++ b/tillsyn/A 5114-2025 tillsynsbegäran.docx
@@ -668,7 +668,7 @@
     <w:r>
       <w:tab/>
       <w:tab/>
-      <w:t>2025-06-22</w:t>
+      <w:t>2025-06-23</w:t>
       <w:br/>
       <w:br/>
     </w:r>

--- a/tillsyn/A 5114-2025 tillsynsbegäran.docx
+++ b/tillsyn/A 5114-2025 tillsynsbegäran.docx
@@ -668,7 +668,7 @@
     <w:r>
       <w:tab/>
       <w:tab/>
-      <w:t>2025-06-23</w:t>
+      <w:t>2025-06-24</w:t>
       <w:br/>
       <w:br/>
     </w:r>

--- a/tillsyn/A 5114-2025 tillsynsbegäran.docx
+++ b/tillsyn/A 5114-2025 tillsynsbegäran.docx
@@ -668,7 +668,7 @@
     <w:r>
       <w:tab/>
       <w:tab/>
-      <w:t>2025-06-24</w:t>
+      <w:t>2025-06-25</w:t>
       <w:br/>
       <w:br/>
     </w:r>

--- a/tillsyn/A 5114-2025 tillsynsbegäran.docx
+++ b/tillsyn/A 5114-2025 tillsynsbegäran.docx
@@ -668,7 +668,7 @@
     <w:r>
       <w:tab/>
       <w:tab/>
-      <w:t>2025-06-25</w:t>
+      <w:t>2025-06-26</w:t>
       <w:br/>
       <w:br/>
     </w:r>

--- a/tillsyn/A 5114-2025 tillsynsbegäran.docx
+++ b/tillsyn/A 5114-2025 tillsynsbegäran.docx
@@ -668,7 +668,7 @@
     <w:r>
       <w:tab/>
       <w:tab/>
-      <w:t>2025-06-26</w:t>
+      <w:t>2025-06-27</w:t>
       <w:br/>
       <w:br/>
     </w:r>

--- a/tillsyn/A 5114-2025 tillsynsbegäran.docx
+++ b/tillsyn/A 5114-2025 tillsynsbegäran.docx
@@ -668,7 +668,7 @@
     <w:r>
       <w:tab/>
       <w:tab/>
-      <w:t>2025-06-27</w:t>
+      <w:t>2025-06-28</w:t>
       <w:br/>
       <w:br/>
     </w:r>

--- a/tillsyn/A 5114-2025 tillsynsbegäran.docx
+++ b/tillsyn/A 5114-2025 tillsynsbegäran.docx
@@ -668,7 +668,7 @@
     <w:r>
       <w:tab/>
       <w:tab/>
-      <w:t>2025-06-28</w:t>
+      <w:t>2025-06-29</w:t>
       <w:br/>
       <w:br/>
     </w:r>

--- a/tillsyn/A 5114-2025 tillsynsbegäran.docx
+++ b/tillsyn/A 5114-2025 tillsynsbegäran.docx
@@ -668,7 +668,7 @@
     <w:r>
       <w:tab/>
       <w:tab/>
-      <w:t>2025-06-29</w:t>
+      <w:t>2025-06-30</w:t>
       <w:br/>
       <w:br/>
     </w:r>

--- a/tillsyn/A 5114-2025 tillsynsbegäran.docx
+++ b/tillsyn/A 5114-2025 tillsynsbegäran.docx
@@ -668,7 +668,7 @@
     <w:r>
       <w:tab/>
       <w:tab/>
-      <w:t>2025-06-30</w:t>
+      <w:t>2025-07-01</w:t>
       <w:br/>
       <w:br/>
     </w:r>

--- a/tillsyn/A 5114-2025 tillsynsbegäran.docx
+++ b/tillsyn/A 5114-2025 tillsynsbegäran.docx
@@ -668,7 +668,7 @@
     <w:r>
       <w:tab/>
       <w:tab/>
-      <w:t>2025-07-01</w:t>
+      <w:t>2025-07-02</w:t>
       <w:br/>
       <w:br/>
     </w:r>

--- a/tillsyn/A 5114-2025 tillsynsbegäran.docx
+++ b/tillsyn/A 5114-2025 tillsynsbegäran.docx
@@ -668,7 +668,7 @@
     <w:r>
       <w:tab/>
       <w:tab/>
-      <w:t>2025-07-02</w:t>
+      <w:t>2025-07-03</w:t>
       <w:br/>
       <w:br/>
     </w:r>

--- a/tillsyn/A 5114-2025 tillsynsbegäran.docx
+++ b/tillsyn/A 5114-2025 tillsynsbegäran.docx
@@ -668,7 +668,7 @@
     <w:r>
       <w:tab/>
       <w:tab/>
-      <w:t>2025-07-03</w:t>
+      <w:t>2025-07-04</w:t>
       <w:br/>
       <w:br/>
     </w:r>

--- a/tillsyn/A 5114-2025 tillsynsbegäran.docx
+++ b/tillsyn/A 5114-2025 tillsynsbegäran.docx
@@ -668,7 +668,7 @@
     <w:r>
       <w:tab/>
       <w:tab/>
-      <w:t>2025-07-04</w:t>
+      <w:t>2025-07-05</w:t>
       <w:br/>
       <w:br/>
     </w:r>

--- a/tillsyn/A 5114-2025 tillsynsbegäran.docx
+++ b/tillsyn/A 5114-2025 tillsynsbegäran.docx
@@ -668,7 +668,7 @@
     <w:r>
       <w:tab/>
       <w:tab/>
-      <w:t>2025-07-05</w:t>
+      <w:t>2025-07-06</w:t>
       <w:br/>
       <w:br/>
     </w:r>

--- a/tillsyn/A 5114-2025 tillsynsbegäran.docx
+++ b/tillsyn/A 5114-2025 tillsynsbegäran.docx
@@ -668,7 +668,7 @@
     <w:r>
       <w:tab/>
       <w:tab/>
-      <w:t>2025-07-06</w:t>
+      <w:t>2025-07-07</w:t>
       <w:br/>
       <w:br/>
     </w:r>

--- a/tillsyn/A 5114-2025 tillsynsbegäran.docx
+++ b/tillsyn/A 5114-2025 tillsynsbegäran.docx
@@ -668,7 +668,7 @@
     <w:r>
       <w:tab/>
       <w:tab/>
-      <w:t>2025-07-07</w:t>
+      <w:t>2025-07-08</w:t>
       <w:br/>
       <w:br/>
     </w:r>

--- a/tillsyn/A 5114-2025 tillsynsbegäran.docx
+++ b/tillsyn/A 5114-2025 tillsynsbegäran.docx
@@ -668,7 +668,7 @@
     <w:r>
       <w:tab/>
       <w:tab/>
-      <w:t>2025-07-08</w:t>
+      <w:t>2025-07-09</w:t>
       <w:br/>
       <w:br/>
     </w:r>

--- a/tillsyn/A 5114-2025 tillsynsbegäran.docx
+++ b/tillsyn/A 5114-2025 tillsynsbegäran.docx
@@ -668,7 +668,7 @@
     <w:r>
       <w:tab/>
       <w:tab/>
-      <w:t>2025-07-09</w:t>
+      <w:t>2025-07-11</w:t>
       <w:br/>
       <w:br/>
     </w:r>

--- a/tillsyn/A 5114-2025 tillsynsbegäran.docx
+++ b/tillsyn/A 5114-2025 tillsynsbegäran.docx
@@ -668,7 +668,7 @@
     <w:r>
       <w:tab/>
       <w:tab/>
-      <w:t>2025-07-11</w:t>
+      <w:t>2025-07-12</w:t>
       <w:br/>
       <w:br/>
     </w:r>

--- a/tillsyn/A 5114-2025 tillsynsbegäran.docx
+++ b/tillsyn/A 5114-2025 tillsynsbegäran.docx
@@ -668,7 +668,7 @@
     <w:r>
       <w:tab/>
       <w:tab/>
-      <w:t>2025-07-12</w:t>
+      <w:t>2025-07-13</w:t>
       <w:br/>
       <w:br/>
     </w:r>

--- a/tillsyn/A 5114-2025 tillsynsbegäran.docx
+++ b/tillsyn/A 5114-2025 tillsynsbegäran.docx
@@ -668,7 +668,7 @@
     <w:r>
       <w:tab/>
       <w:tab/>
-      <w:t>2025-07-13</w:t>
+      <w:t>2025-07-14</w:t>
       <w:br/>
       <w:br/>
     </w:r>

--- a/tillsyn/A 5114-2025 tillsynsbegäran.docx
+++ b/tillsyn/A 5114-2025 tillsynsbegäran.docx
@@ -706,7 +706,7 @@
     <w:r>
       <w:tab/>
       <w:tab/>
-      <w:t>2025-08-06</w:t>
+      <w:t>2025-08-09</w:t>
       <w:br/>
       <w:br/>
     </w:r>
